--- a/aula-4/apostila/Trabalho-Login-Aula04.docx
+++ b/aula-4/apostila/Trabalho-Login-Aula04.docx
@@ -1628,7 +1628,7 @@
                 <w:rFonts w:ascii="Segoe UI" w:hAnsi="Segoe UI"/>
                 <w:sz w:val="21"/>
               </w:rPr>
-              <w:t>Login e senha de teste: user@email.com / 123456. Essa validação está no front-end só para aprendermos o useState — em uma aplicação de verdade, quem confere login e senha é o servidor. É exatamente isso que faremos com o back-end em C# mais adiante.</w:t>
+              <w:t>Login e senha de teste: user@email.com / 123456. Essa validação está no front-end só para aprendermos o useState — em uma aplicação de verdade, quem confere login e senha é o servidor. É exatamente isso que faremos com o back-end em Python com FastAPI mais adiante.</w:t>
             </w:r>
           </w:p>
         </w:tc>
